--- a/medical_sapir_whorf/output/reporting_checklist_en.docx
+++ b/medical_sapir_whorf/output/reporting_checklist_en.docx
@@ -227,13 +227,13 @@
         <w:t xml:space="preserve">10. [x] </w:t>
       </w:r>
       <w:r>
-        <w:t xml:space="preserve">References complete and verified against primary sources; numbered in order of first appearance. </w:t>
+        <w:t xml:space="preserve">References complete and verified against primary sources; formatted in Chicago Manual of Style author–date and ordered alphabetically. </w:t>
       </w:r>
       <w:r>
         <w:rPr>
           <w:i/>
         </w:rPr>
-        <w:t>— 32 references verified; refs 1–3 = Sapir, Whorf, Warner.</w:t>
+        <w:t>— 32 references verified; in-text citations use (Author Year).</w:t>
       </w:r>
     </w:p>
     <w:p>
@@ -265,7 +265,7 @@
         <w:t xml:space="preserve">Note on citation style: </w:t>
       </w:r>
       <w:r>
-        <w:t>references currently use numbered (Vancouver) style. Philosophy of Medicine specifies Chicago Manual of Style author–date for the final version but states that initial submissions need not conform to journal citation style. Conversion to author–date can be applied on request or at revision.</w:t>
+        <w:t>references and in-text citations follow the Chicago Manual of Style author–date system specified by Philosophy of Medicine. In-text citations appear as (Author Year); the reference list is ordered alphabetically by author surname.</w:t>
       </w:r>
     </w:p>
     <w:sectPr>
